--- a/开发平台/codex/项目/人员简历筛选和重组/output/风险管理批量/14-风险提示管理/国开行人员团队简历-于畅.docx
+++ b/开发平台/codex/项目/人员简历筛选和重组/output/风险管理批量/14-风险提示管理/国开行人员团队简历-于畅.docx
@@ -133,11 +133,9 @@
           <ns0:p>
             <ns0:r>
               <ns0:rPr>
-                <ns0:rFonts ns0:ascii="仿宋" ns0:hAnsi="仿宋" ns0:eastAsia="仿宋" ns0:cs="仿宋"/>
-                <ns0:sz ns0:val="24"/>
-                <ns0:szCs ns0:val="24"/>
-              </ns0:rPr>
-              <ns0:t>1987-08-05</ns0:t>
+                <ns0:rFonts ns0:ascii="仿宋" ns0:hAnsi="仿宋"/>
+              </ns0:rPr>
+              <ns0:t>38</ns0:t>
             </ns0:r>
           </ns0:p>
         </ns0:tc>
@@ -513,21 +511,8 @@
             <ns0:gridSpan ns0:val="4"/>
             <ns0:vAlign ns0:val="center"/>
           </ns0:tcPr>
-          <ns0:p ns2:paraId="1E629E02" ns2:textId="77777777" ns0:rsidR="000010AB" ns0:rsidRDefault="000010AB" ns0:rsidP="00664128">
-            <ns0:pPr>
-              <ns0:jc ns0:val="center"/>
-              <ns0:rPr>
-                <ns0:rFonts ns0:ascii="仿宋" ns0:eastAsia="仿宋" ns0:hAnsi="仿宋" ns0:cs="仿宋" ns0:hint="eastAsia"/>
-                <ns0:caps/>
-                <ns0:szCs ns0:val="21"/>
-              </ns0:rPr>
-            </ns0:pPr>
-            <ns0:r>
-              <ns0:rPr>
-                <ns0:rFonts ns0:ascii="仿宋" ns0:eastAsia="仿宋" ns0:hAnsi="仿宋" ns0:cs="仿宋" ns0:hint="eastAsia"/>
-                <ns0:szCs ns0:val="24"/>
-                <ns0:sz ns0:val="24"/>
-              </ns0:rPr>
+          <ns0:p>
+            <ns0:r>
               <ns0:t>拟在本项目任职</ns0:t>
             </ns0:r>
           </ns0:p>
@@ -540,12 +525,7 @@
           </ns0:tcPr>
           <ns0:p>
             <ns0:r>
-              <ns0:rPr>
-                <ns0:rFonts ns0:ascii="仿宋" ns0:hAnsi="仿宋" ns0:eastAsia="仿宋" ns0:cs="仿宋"/>
-                <ns0:sz ns0:val="24"/>
-                <ns0:szCs ns0:val="24"/>
-              </ns0:rPr>
-              <ns0:t>测试岗</ns0:t>
+              <ns0:t>需求分析岗（风险管理领域）</ns0:t>
             </ns0:r>
           </ns0:p>
         </ns0:tc>
@@ -1536,6 +1516,8 @@
       </ns0:pPr>
     </ns0:p>
     <ns0:sectPr ns0:rsidR="003149F0">
+      <ns0:headerReference xmlns:r="http://schemas.openxmlformats.org/officeDocument/2006/relationships" ns0:type="default" r:id="rId6"/>
+      <ns0:footerReference xmlns:r="http://schemas.openxmlformats.org/officeDocument/2006/relationships" ns0:type="default" r:id="rId7"/>
       <ns0:pgSz ns0:w="11906" ns0:h="16838"/>
       <ns0:pgMar ns0:top="1440" ns0:right="1800" ns0:bottom="1440" ns0:left="1800" ns0:header="851" ns0:footer="992" ns0:gutter="0"/>
       <ns0:cols ns0:space="425"/>
@@ -1543,6 +1525,26 @@
     </ns0:sectPr>
   </ns0:body>
 </ns0:document>
+</file>
+
+<file path=word/footer1.xml><?xml version="1.0" encoding="utf-8"?>
+<w:ftr xmlns:m="http://schemas.openxmlformats.org/officeDocument/2006/math" xmlns:mc="http://schemas.openxmlformats.org/markup-compatibility/2006" xmlns:mo="http://schemas.microsoft.com/office/mac/office/2008/main" xmlns:mv="urn:schemas-microsoft-com:mac:vml" xmlns:o="urn:schemas-microsoft-com:office:office" xmlns:r="http://schemas.openxmlformats.org/officeDocument/2006/relationships" xmlns:v="urn:schemas-microsoft-com:vml" xmlns:w10="urn:schemas-microsoft-com:office:word" xmlns:w14="http://schemas.microsoft.com/office/word/2010/wordml" xmlns:w="http://schemas.openxmlformats.org/wordprocessingml/2006/main" xmlns:wne="http://schemas.microsoft.com/office/word/2006/wordml" xmlns:wp14="http://schemas.microsoft.com/office/word/2010/wordprocessingDrawing" xmlns:wp="http://schemas.openxmlformats.org/drawingml/2006/wordprocessingDrawing" xmlns:wpc="http://schemas.microsoft.com/office/word/2010/wordprocessingCanvas" xmlns:wpg="http://schemas.microsoft.com/office/word/2010/wordprocessingGroup" xmlns:wpi="http://schemas.microsoft.com/office/word/2010/wordprocessingInk" xmlns:wps="http://schemas.microsoft.com/office/word/2010/wordprocessingShape" mc:Ignorable="w14 wp14">
+  <w:p>
+    <w:pPr>
+      <w:pStyle w:val="Footer"/>
+    </w:pPr>
+  </w:p>
+</w:ftr>
+</file>
+
+<file path=word/header1.xml><?xml version="1.0" encoding="utf-8"?>
+<w:hdr xmlns:m="http://schemas.openxmlformats.org/officeDocument/2006/math" xmlns:mc="http://schemas.openxmlformats.org/markup-compatibility/2006" xmlns:mo="http://schemas.microsoft.com/office/mac/office/2008/main" xmlns:mv="urn:schemas-microsoft-com:mac:vml" xmlns:o="urn:schemas-microsoft-com:office:office" xmlns:r="http://schemas.openxmlformats.org/officeDocument/2006/relationships" xmlns:v="urn:schemas-microsoft-com:vml" xmlns:w10="urn:schemas-microsoft-com:office:word" xmlns:w14="http://schemas.microsoft.com/office/word/2010/wordml" xmlns:w="http://schemas.openxmlformats.org/wordprocessingml/2006/main" xmlns:wne="http://schemas.microsoft.com/office/word/2006/wordml" xmlns:wp14="http://schemas.microsoft.com/office/word/2010/wordprocessingDrawing" xmlns:wp="http://schemas.openxmlformats.org/drawingml/2006/wordprocessingDrawing" xmlns:wpc="http://schemas.microsoft.com/office/word/2010/wordprocessingCanvas" xmlns:wpg="http://schemas.microsoft.com/office/word/2010/wordprocessingGroup" xmlns:wpi="http://schemas.microsoft.com/office/word/2010/wordprocessingInk" xmlns:wps="http://schemas.microsoft.com/office/word/2010/wordprocessingShape" mc:Ignorable="w14 wp14">
+  <w:p>
+    <w:pPr>
+      <w:pStyle w:val="Header"/>
+    </w:pPr>
+  </w:p>
+</w:hdr>
 </file>
 
 <file path=word/styles.xml><?xml version="1.0" encoding="utf-8"?>

--- a/开发平台/codex/项目/人员简历筛选和重组/output/风险管理批量/14-风险提示管理/国开行人员团队简历-于畅.docx
+++ b/开发平台/codex/项目/人员简历筛选和重组/output/风险管理批量/14-风险提示管理/国开行人员团队简历-于畅.docx
@@ -934,13 +934,14 @@
             <ns0:vAlign ns0:val="center"/>
           </ns0:tcPr>
           <ns0:p>
-            <ns0:r>
-              <ns0:rPr>
-                <ns0:rFonts ns0:ascii="仿宋" ns0:hAnsi="仿宋" ns0:eastAsia="仿宋" ns0:cs="仿宋"/>
-                <ns0:sz ns0:val="24"/>
-                <ns0:szCs ns0:val="24"/>
-              </ns0:rPr>
-              <ns0:t>2024.01-至今</ns0:t>
+            <ns0:pPr>
+              <ns0:spacing ns0:before="0" ns0:after="0" ns0:line="240" ns0:lineRule="auto"/>
+            </ns0:pPr>
+            <ns0:r>
+              <ns0:rPr>
+                <ns0:rFonts ns0:ascii="仿宋" ns0:hAnsi="仿宋"/>
+              </ns0:rPr>
+              <ns0:t>2025.01-至今</ns0:t>
             </ns0:r>
           </ns0:p>
         </ns0:tc>
@@ -951,13 +952,14 @@
             <ns0:vAlign ns0:val="center"/>
           </ns0:tcPr>
           <ns0:p>
-            <ns0:r>
-              <ns0:rPr>
-                <ns0:rFonts ns0:ascii="仿宋" ns0:hAnsi="仿宋" ns0:eastAsia="仿宋" ns0:cs="仿宋"/>
-                <ns0:sz ns0:val="24"/>
-                <ns0:szCs ns0:val="24"/>
-              </ns0:rPr>
-              <ns0:t>山东城市商业银行合作联盟有限公司监管集市优化项目</ns0:t>
+            <ns0:pPr>
+              <ns0:spacing ns0:before="0" ns0:after="0" ns0:line="240" ns0:lineRule="auto"/>
+            </ns0:pPr>
+            <ns0:r>
+              <ns0:rPr>
+                <ns0:rFonts ns0:ascii="仿宋" ns0:hAnsi="仿宋"/>
+              </ns0:rPr>
+              <ns0:t>平安银行2025年非零开发零售开发人力外包</ns0:t>
             </ns0:r>
           </ns0:p>
         </ns0:tc>
@@ -968,13 +970,14 @@
             <ns0:vAlign ns0:val="center"/>
           </ns0:tcPr>
           <ns0:p>
-            <ns0:r>
-              <ns0:rPr>
-                <ns0:rFonts ns0:ascii="仿宋" ns0:hAnsi="仿宋" ns0:eastAsia="仿宋" ns0:cs="仿宋"/>
-                <ns0:sz ns0:val="24"/>
-                <ns0:szCs ns0:val="24"/>
-              </ns0:rPr>
-              <ns0:t>模型设计</ns0:t>
+            <ns0:pPr>
+              <ns0:spacing ns0:before="0" ns0:after="0" ns0:line="240" ns0:lineRule="auto"/>
+            </ns0:pPr>
+            <ns0:r>
+              <ns0:rPr>
+                <ns0:rFonts ns0:ascii="仿宋" ns0:hAnsi="仿宋"/>
+              </ns0:rPr>
+              <ns0:t>需求分析师</ns0:t>
             </ns0:r>
           </ns0:p>
         </ns0:tc>
@@ -985,13 +988,14 @@
             <ns0:vAlign ns0:val="center"/>
           </ns0:tcPr>
           <ns0:p>
-            <ns0:r>
-              <ns0:rPr>
-                <ns0:rFonts ns0:ascii="仿宋" ns0:hAnsi="仿宋" ns0:eastAsia="仿宋" ns0:cs="仿宋"/>
-                <ns0:sz ns0:val="24"/>
-                <ns0:szCs ns0:val="24"/>
-              </ns0:rPr>
-              <ns0:t>负责集市现状分析，结合优化需求对模型进行重构建模，设计等工作</ns0:t>
+            <ns0:pPr>
+              <ns0:spacing ns0:before="0" ns0:after="0" ns0:line="240" ns0:lineRule="auto"/>
+            </ns0:pPr>
+            <ns0:r>
+              <ns0:rPr>
+                <ns0:rFonts ns0:ascii="仿宋" ns0:hAnsi="仿宋"/>
+              </ns0:rPr>
+              <ns0:t>1.负责平安银行2025年非零开发零售开发人力外包需求调研、业务流程梳理及原型说明整理;2.输出需求清单、口径说明和验收要点，推动业务、开发、测试三方对齐;3.跟踪联调与上线问题，配合业务侧完成版本验收和迭代优化。</ns0:t>
             </ns0:r>
           </ns0:p>
         </ns0:tc>
@@ -1007,13 +1011,14 @@
             <ns0:vAlign ns0:val="center"/>
           </ns0:tcPr>
           <ns0:p>
-            <ns0:r>
-              <ns0:rPr>
-                <ns0:rFonts ns0:ascii="仿宋" ns0:hAnsi="仿宋" ns0:eastAsia="仿宋" ns0:cs="仿宋"/>
-                <ns0:sz ns0:val="24"/>
-                <ns0:szCs ns0:val="24"/>
-              </ns0:rPr>
-              <ns0:t>2024.07-2024.12</ns0:t>
+            <ns0:pPr>
+              <ns0:spacing ns0:before="0" ns0:after="0" ns0:line="240" ns0:lineRule="auto"/>
+            </ns0:pPr>
+            <ns0:r>
+              <ns0:rPr>
+                <ns0:rFonts ns0:ascii="仿宋" ns0:hAnsi="仿宋"/>
+              </ns0:rPr>
+              <ns0:t>2024.06-2024.12</ns0:t>
             </ns0:r>
           </ns0:p>
         </ns0:tc>
@@ -1024,13 +1029,14 @@
             <ns0:vAlign ns0:val="center"/>
           </ns0:tcPr>
           <ns0:p>
-            <ns0:r>
-              <ns0:rPr>
-                <ns0:rFonts ns0:ascii="仿宋" ns0:hAnsi="仿宋" ns0:eastAsia="仿宋" ns0:cs="仿宋"/>
-                <ns0:sz ns0:val="24"/>
-                <ns0:szCs ns0:val="24"/>
-              </ns0:rPr>
-              <ns0:t>投资集团</ns0:t>
+            <ns0:pPr>
+              <ns0:spacing ns0:before="0" ns0:after="0" ns0:line="240" ns0:lineRule="auto"/>
+            </ns0:pPr>
+            <ns0:r>
+              <ns0:rPr>
+                <ns0:rFonts ns0:ascii="仿宋" ns0:hAnsi="仿宋"/>
+              </ns0:rPr>
+              <ns0:t>山西农商智能风险管控平台建设项目</ns0:t>
             </ns0:r>
           </ns0:p>
         </ns0:tc>
@@ -1041,13 +1047,14 @@
             <ns0:vAlign ns0:val="center"/>
           </ns0:tcPr>
           <ns0:p>
-            <ns0:r>
-              <ns0:rPr>
-                <ns0:rFonts ns0:ascii="仿宋" ns0:hAnsi="仿宋" ns0:eastAsia="仿宋" ns0:cs="仿宋"/>
-                <ns0:sz ns0:val="24"/>
-                <ns0:szCs ns0:val="24"/>
-              </ns0:rPr>
-              <ns0:t>模型设计</ns0:t>
+            <ns0:pPr>
+              <ns0:spacing ns0:before="0" ns0:after="0" ns0:line="240" ns0:lineRule="auto"/>
+            </ns0:pPr>
+            <ns0:r>
+              <ns0:rPr>
+                <ns0:rFonts ns0:ascii="仿宋" ns0:hAnsi="仿宋"/>
+              </ns0:rPr>
+              <ns0:t>需求分析师</ns0:t>
             </ns0:r>
           </ns0:p>
         </ns0:tc>
@@ -1058,13 +1065,14 @@
             <ns0:vAlign ns0:val="center"/>
           </ns0:tcPr>
           <ns0:p>
-            <ns0:r>
-              <ns0:rPr>
-                <ns0:rFonts ns0:ascii="仿宋" ns0:hAnsi="仿宋" ns0:eastAsia="仿宋" ns0:cs="仿宋"/>
-                <ns0:sz ns0:val="24"/>
-                <ns0:szCs ns0:val="24"/>
-              </ns0:rPr>
-              <ns0:t>负责担保费率模型开发设计</ns0:t>
+            <ns0:pPr>
+              <ns0:spacing ns0:before="0" ns0:after="0" ns0:line="240" ns0:lineRule="auto"/>
+            </ns0:pPr>
+            <ns0:r>
+              <ns0:rPr>
+                <ns0:rFonts ns0:ascii="仿宋" ns0:hAnsi="仿宋"/>
+              </ns0:rPr>
+              <ns0:t>1.负责山西农商智能风险管控平台建设项目需求调研、业务流程梳理及原型说明整理;2.输出需求清单、口径说明和验收要点，推动业务、开发、测试三方对齐;3.跟踪联调与上线问题，配合业务侧完成版本验收和迭代优化。</ns0:t>
             </ns0:r>
           </ns0:p>
         </ns0:tc>
@@ -1080,13 +1088,14 @@
             <ns0:vAlign ns0:val="center"/>
           </ns0:tcPr>
           <ns0:p>
-            <ns0:r>
-              <ns0:rPr>
-                <ns0:rFonts ns0:ascii="仿宋" ns0:hAnsi="仿宋" ns0:eastAsia="仿宋" ns0:cs="仿宋"/>
-                <ns0:sz ns0:val="24"/>
-                <ns0:szCs ns0:val="24"/>
-              </ns0:rPr>
-              <ns0:t>2019.07-2023.12</ns0:t>
+            <ns0:pPr>
+              <ns0:spacing ns0:before="0" ns0:after="0" ns0:line="240" ns0:lineRule="auto"/>
+            </ns0:pPr>
+            <ns0:r>
+              <ns0:rPr>
+                <ns0:rFonts ns0:ascii="仿宋" ns0:hAnsi="仿宋"/>
+              </ns0:rPr>
+              <ns0:t>2023.11-2024.05</ns0:t>
             </ns0:r>
           </ns0:p>
         </ns0:tc>
@@ -1097,13 +1106,14 @@
             <ns0:vAlign ns0:val="center"/>
           </ns0:tcPr>
           <ns0:p>
-            <ns0:r>
-              <ns0:rPr>
-                <ns0:rFonts ns0:ascii="仿宋" ns0:hAnsi="仿宋" ns0:eastAsia="仿宋" ns0:cs="仿宋"/>
-                <ns0:sz ns0:val="24"/>
-                <ns0:szCs ns0:val="24"/>
-              </ns0:rPr>
-              <ns0:t>郑州银行数据仓库</ns0:t>
+            <ns0:pPr>
+              <ns0:spacing ns0:before="0" ns0:after="0" ns0:line="240" ns0:lineRule="auto"/>
+            </ns0:pPr>
+            <ns0:r>
+              <ns0:rPr>
+                <ns0:rFonts ns0:ascii="仿宋" ns0:hAnsi="仿宋"/>
+              </ns0:rPr>
+              <ns0:t>平安银行产品风险及表外监测项目</ns0:t>
             </ns0:r>
           </ns0:p>
         </ns0:tc>
@@ -1114,13 +1124,14 @@
             <ns0:vAlign ns0:val="center"/>
           </ns0:tcPr>
           <ns0:p>
-            <ns0:r>
-              <ns0:rPr>
-                <ns0:rFonts ns0:ascii="仿宋" ns0:hAnsi="仿宋" ns0:eastAsia="仿宋" ns0:cs="仿宋"/>
-                <ns0:sz ns0:val="24"/>
-                <ns0:szCs ns0:val="24"/>
-              </ns0:rPr>
-              <ns0:t>模型设计</ns0:t>
+            <ns0:pPr>
+              <ns0:spacing ns0:before="0" ns0:after="0" ns0:line="240" ns0:lineRule="auto"/>
+            </ns0:pPr>
+            <ns0:r>
+              <ns0:rPr>
+                <ns0:rFonts ns0:ascii="仿宋" ns0:hAnsi="仿宋"/>
+              </ns0:rPr>
+              <ns0:t>需求分析师</ns0:t>
             </ns0:r>
           </ns0:p>
         </ns0:tc>
@@ -1131,13 +1142,14 @@
             <ns0:vAlign ns0:val="center"/>
           </ns0:tcPr>
           <ns0:p>
-            <ns0:r>
-              <ns0:rPr>
-                <ns0:rFonts ns0:ascii="仿宋" ns0:hAnsi="仿宋" ns0:eastAsia="仿宋" ns0:cs="仿宋"/>
-                <ns0:sz ns0:val="24"/>
-                <ns0:szCs ns0:val="24"/>
-              </ns0:rPr>
-              <ns0:t>负责郑州银行数据仓库两个平台数据模型的设计及开发工作</ns0:t>
+            <ns0:pPr>
+              <ns0:spacing ns0:before="0" ns0:after="0" ns0:line="240" ns0:lineRule="auto"/>
+            </ns0:pPr>
+            <ns0:r>
+              <ns0:rPr>
+                <ns0:rFonts ns0:ascii="仿宋" ns0:hAnsi="仿宋"/>
+              </ns0:rPr>
+              <ns0:t>1.负责平安银行产品风险及表外监测项目需求调研、业务流程梳理及原型说明整理;2.输出需求清单、口径说明和验收要点，推动业务、开发、测试三方对齐;3.跟踪联调与上线问题，配合业务侧完成版本验收和迭代优化。</ns0:t>
             </ns0:r>
           </ns0:p>
         </ns0:tc>
@@ -1153,13 +1165,14 @@
             <ns0:vAlign ns0:val="center"/>
           </ns0:tcPr>
           <ns0:p>
-            <ns0:r>
-              <ns0:rPr>
-                <ns0:rFonts ns0:ascii="仿宋" ns0:hAnsi="仿宋" ns0:eastAsia="仿宋" ns0:cs="仿宋"/>
-                <ns0:sz ns0:val="24"/>
-                <ns0:szCs ns0:val="24"/>
-              </ns0:rPr>
-              <ns0:t>2016.11-2019.07</ns0:t>
+            <ns0:pPr>
+              <ns0:spacing ns0:before="0" ns0:after="0" ns0:line="240" ns0:lineRule="auto"/>
+            </ns0:pPr>
+            <ns0:r>
+              <ns0:rPr>
+                <ns0:rFonts ns0:ascii="仿宋" ns0:hAnsi="仿宋"/>
+              </ns0:rPr>
+              <ns0:t>2021.08-2023.10</ns0:t>
             </ns0:r>
           </ns0:p>
         </ns0:tc>
@@ -1170,13 +1183,14 @@
             <ns0:vAlign ns0:val="center"/>
           </ns0:tcPr>
           <ns0:p>
-            <ns0:r>
-              <ns0:rPr>
-                <ns0:rFonts ns0:ascii="仿宋" ns0:hAnsi="仿宋" ns0:eastAsia="仿宋" ns0:cs="仿宋"/>
-                <ns0:sz ns0:val="24"/>
-                <ns0:szCs ns0:val="24"/>
-              </ns0:rPr>
-              <ns0:t>平安银行零售业务分析项目</ns0:t>
+            <ns0:pPr>
+              <ns0:spacing ns0:before="0" ns0:after="0" ns0:line="240" ns0:lineRule="auto"/>
+            </ns0:pPr>
+            <ns0:r>
+              <ns0:rPr>
+                <ns0:rFonts ns0:ascii="仿宋" ns0:hAnsi="仿宋"/>
+              </ns0:rPr>
+              <ns0:t>平安银行智慧合规及零售开发支持项目</ns0:t>
             </ns0:r>
           </ns0:p>
         </ns0:tc>
@@ -1187,13 +1201,14 @@
             <ns0:vAlign ns0:val="center"/>
           </ns0:tcPr>
           <ns0:p>
-            <ns0:r>
-              <ns0:rPr>
-                <ns0:rFonts ns0:ascii="仿宋" ns0:hAnsi="仿宋" ns0:eastAsia="仿宋" ns0:cs="仿宋"/>
-                <ns0:sz ns0:val="24"/>
-                <ns0:szCs ns0:val="24"/>
-              </ns0:rPr>
-              <ns0:t>数据分析师</ns0:t>
+            <ns0:pPr>
+              <ns0:spacing ns0:before="0" ns0:after="0" ns0:line="240" ns0:lineRule="auto"/>
+            </ns0:pPr>
+            <ns0:r>
+              <ns0:rPr>
+                <ns0:rFonts ns0:ascii="仿宋" ns0:hAnsi="仿宋"/>
+              </ns0:rPr>
+              <ns0:t>需求分析师</ns0:t>
             </ns0:r>
           </ns0:p>
         </ns0:tc>
@@ -1204,13 +1219,14 @@
             <ns0:vAlign ns0:val="center"/>
           </ns0:tcPr>
           <ns0:p>
-            <ns0:r>
-              <ns0:rPr>
-                <ns0:rFonts ns0:ascii="仿宋" ns0:hAnsi="仿宋" ns0:eastAsia="仿宋" ns0:cs="仿宋"/>
-                <ns0:sz ns0:val="24"/>
-                <ns0:szCs ns0:val="24"/>
-              </ns0:rPr>
-              <ns0:t>负责平安银行零售业务数据分析工作，主要实现对平安银行大零售条线的客户、资产提升情况等进行分析从而达到快速提升银行业绩的目的</ns0:t>
+            <ns0:pPr>
+              <ns0:spacing ns0:before="0" ns0:after="0" ns0:line="240" ns0:lineRule="auto"/>
+            </ns0:pPr>
+            <ns0:r>
+              <ns0:rPr>
+                <ns0:rFonts ns0:ascii="仿宋" ns0:hAnsi="仿宋"/>
+              </ns0:rPr>
+              <ns0:t>1.负责平安银行智慧合规及零售开发支持项目需求调研、业务流程梳理及原型说明整理;2.输出需求清单、口径说明和验收要点，推动业务、开发、测试三方对齐;3.跟踪联调与上线问题，配合业务侧完成版本验收和迭代优化。</ns0:t>
             </ns0:r>
           </ns0:p>
         </ns0:tc>
@@ -1226,13 +1242,14 @@
             <ns0:vAlign ns0:val="center"/>
           </ns0:tcPr>
           <ns0:p>
-            <ns0:r>
-              <ns0:rPr>
-                <ns0:rFonts ns0:ascii="仿宋" ns0:hAnsi="仿宋" ns0:eastAsia="仿宋" ns0:cs="仿宋"/>
-                <ns0:sz ns0:val="24"/>
-                <ns0:szCs ns0:val="24"/>
-              </ns0:rPr>
-              <ns0:t>2015.07-2016.11</ns0:t>
+            <ns0:pPr>
+              <ns0:spacing ns0:before="0" ns0:after="0" ns0:line="240" ns0:lineRule="auto"/>
+            </ns0:pPr>
+            <ns0:r>
+              <ns0:rPr>
+                <ns0:rFonts ns0:ascii="仿宋" ns0:hAnsi="仿宋"/>
+              </ns0:rPr>
+              <ns0:t>2020.01-2021.07</ns0:t>
             </ns0:r>
           </ns0:p>
         </ns0:tc>
@@ -1243,13 +1260,14 @@
             <ns0:vAlign ns0:val="center"/>
           </ns0:tcPr>
           <ns0:p>
-            <ns0:r>
-              <ns0:rPr>
-                <ns0:rFonts ns0:ascii="仿宋" ns0:hAnsi="仿宋" ns0:eastAsia="仿宋" ns0:cs="仿宋"/>
-                <ns0:sz ns0:val="24"/>
-                <ns0:szCs ns0:val="24"/>
-              </ns0:rPr>
-              <ns0:t>民生银行MDS项目组</ns0:t>
+            <ns0:pPr>
+              <ns0:spacing ns0:before="0" ns0:after="0" ns0:line="240" ns0:lineRule="auto"/>
+            </ns0:pPr>
+            <ns0:r>
+              <ns0:rPr>
+                <ns0:rFonts ns0:ascii="仿宋" ns0:hAnsi="仿宋"/>
+              </ns0:rPr>
+              <ns0:t>平安银行非零开发及零售开发支持项目</ns0:t>
             </ns0:r>
           </ns0:p>
         </ns0:tc>
@@ -1260,13 +1278,14 @@
             <ns0:vAlign ns0:val="center"/>
           </ns0:tcPr>
           <ns0:p>
-            <ns0:r>
-              <ns0:rPr>
-                <ns0:rFonts ns0:ascii="仿宋" ns0:hAnsi="仿宋" ns0:eastAsia="仿宋" ns0:cs="仿宋"/>
-                <ns0:sz ns0:val="24"/>
-                <ns0:szCs ns0:val="24"/>
-              </ns0:rPr>
-              <ns0:t>数据开发工程师</ns0:t>
+            <ns0:pPr>
+              <ns0:spacing ns0:before="0" ns0:after="0" ns0:line="240" ns0:lineRule="auto"/>
+            </ns0:pPr>
+            <ns0:r>
+              <ns0:rPr>
+                <ns0:rFonts ns0:ascii="仿宋" ns0:hAnsi="仿宋"/>
+              </ns0:rPr>
+              <ns0:t>需求分析师</ns0:t>
             </ns0:r>
           </ns0:p>
         </ns0:tc>
@@ -1277,13 +1296,14 @@
             <ns0:vAlign ns0:val="center"/>
           </ns0:tcPr>
           <ns0:p>
-            <ns0:r>
-              <ns0:rPr>
-                <ns0:rFonts ns0:ascii="仿宋" ns0:hAnsi="仿宋" ns0:eastAsia="仿宋" ns0:cs="仿宋"/>
-                <ns0:sz ns0:val="24"/>
-                <ns0:szCs ns0:val="24"/>
-              </ns0:rPr>
-              <ns0:t>负责数据建模，按照目标系统要求将民生银行对应数据模块接入MDS系统，数据清洗转换后下发下游目标使用</ns0:t>
+            <ns0:pPr>
+              <ns0:spacing ns0:before="0" ns0:after="0" ns0:line="240" ns0:lineRule="auto"/>
+            </ns0:pPr>
+            <ns0:r>
+              <ns0:rPr>
+                <ns0:rFonts ns0:ascii="仿宋" ns0:hAnsi="仿宋"/>
+              </ns0:rPr>
+              <ns0:t>1.负责平安银行非零开发及零售开发支持项目需求调研、业务流程梳理及原型说明整理;2.输出需求清单、口径说明和验收要点，推动业务、开发、测试三方对齐;3.跟踪联调与上线问题，配合业务侧完成版本验收和迭代优化。</ns0:t>
             </ns0:r>
           </ns0:p>
         </ns0:tc>
@@ -1299,13 +1319,14 @@
             <ns0:vAlign ns0:val="center"/>
           </ns0:tcPr>
           <ns0:p>
-            <ns0:r>
-              <ns0:rPr>
-                <ns0:rFonts ns0:ascii="仿宋" ns0:hAnsi="仿宋" ns0:eastAsia="仿宋" ns0:cs="仿宋"/>
-                <ns0:sz ns0:val="24"/>
-                <ns0:szCs ns0:val="24"/>
-              </ns0:rPr>
-              <ns0:t>2014.09-2016.11</ns0:t>
+            <ns0:pPr>
+              <ns0:spacing ns0:before="0" ns0:after="0" ns0:line="240" ns0:lineRule="auto"/>
+            </ns0:pPr>
+            <ns0:r>
+              <ns0:rPr>
+                <ns0:rFonts ns0:ascii="仿宋" ns0:hAnsi="仿宋"/>
+              </ns0:rPr>
+              <ns0:t>2014.01-2014.09</ns0:t>
             </ns0:r>
           </ns0:p>
         </ns0:tc>
@@ -1316,13 +1337,14 @@
             <ns0:vAlign ns0:val="center"/>
           </ns0:tcPr>
           <ns0:p>
-            <ns0:r>
-              <ns0:rPr>
-                <ns0:rFonts ns0:ascii="仿宋" ns0:hAnsi="仿宋" ns0:eastAsia="仿宋" ns0:cs="仿宋"/>
-                <ns0:sz ns0:val="24"/>
-                <ns0:szCs ns0:val="24"/>
-              </ns0:rPr>
-              <ns0:t>民生银行客户风险集市项目</ns0:t>
+            <ns0:pPr>
+              <ns0:spacing ns0:before="0" ns0:after="0" ns0:line="240" ns0:lineRule="auto"/>
+            </ns0:pPr>
+            <ns0:r>
+              <ns0:rPr>
+                <ns0:rFonts ns0:ascii="仿宋" ns0:hAnsi="仿宋"/>
+              </ns0:rPr>
+              <ns0:t>民生银行征信报送项目</ns0:t>
             </ns0:r>
           </ns0:p>
         </ns0:tc>
@@ -1333,13 +1355,14 @@
             <ns0:vAlign ns0:val="center"/>
           </ns0:tcPr>
           <ns0:p>
-            <ns0:r>
-              <ns0:rPr>
-                <ns0:rFonts ns0:ascii="仿宋" ns0:hAnsi="仿宋" ns0:eastAsia="仿宋" ns0:cs="仿宋"/>
-                <ns0:sz ns0:val="24"/>
-                <ns0:szCs ns0:val="24"/>
-              </ns0:rPr>
-              <ns0:t>项目经理</ns0:t>
+            <ns0:pPr>
+              <ns0:spacing ns0:before="0" ns0:after="0" ns0:line="240" ns0:lineRule="auto"/>
+            </ns0:pPr>
+            <ns0:r>
+              <ns0:rPr>
+                <ns0:rFonts ns0:ascii="仿宋" ns0:hAnsi="仿宋"/>
+              </ns0:rPr>
+              <ns0:t>报送人员</ns0:t>
             </ns0:r>
           </ns0:p>
         </ns0:tc>
@@ -1350,13 +1373,14 @@
             <ns0:vAlign ns0:val="center"/>
           </ns0:tcPr>
           <ns0:p>
-            <ns0:r>
-              <ns0:rPr>
-                <ns0:rFonts ns0:ascii="仿宋" ns0:hAnsi="仿宋" ns0:eastAsia="仿宋" ns0:cs="仿宋"/>
-                <ns0:sz ns0:val="24"/>
-                <ns0:szCs ns0:val="24"/>
-              </ns0:rPr>
-              <ns0:t>负责民生银行客户风险模块数据加工，按照银监会要求月频次抽取存量业务数据及客户信息、担保信息等上报银监会</ns0:t>
+            <ns0:pPr>
+              <ns0:spacing ns0:before="0" ns0:after="0" ns0:line="240" ns0:lineRule="auto"/>
+            </ns0:pPr>
+            <ns0:r>
+              <ns0:rPr>
+                <ns0:rFonts ns0:ascii="仿宋" ns0:hAnsi="仿宋"/>
+              </ns0:rPr>
+              <ns0:t>负责分析每天上报人民银行的个人及企业征信数据，并上报，发送逾期短信</ns0:t>
             </ns0:r>
           </ns0:p>
         </ns0:tc>
@@ -1372,13 +1396,14 @@
             <ns0:vAlign ns0:val="center"/>
           </ns0:tcPr>
           <ns0:p>
-            <ns0:r>
-              <ns0:rPr>
-                <ns0:rFonts ns0:ascii="仿宋" ns0:hAnsi="仿宋" ns0:eastAsia="仿宋" ns0:cs="仿宋"/>
-                <ns0:sz ns0:val="24"/>
-                <ns0:szCs ns0:val="24"/>
-              </ns0:rPr>
-              <ns0:t>2014.01-2014.09</ns0:t>
+            <ns0:pPr>
+              <ns0:spacing ns0:before="0" ns0:after="0" ns0:line="240" ns0:lineRule="auto"/>
+            </ns0:pPr>
+            <ns0:r>
+              <ns0:rPr>
+                <ns0:rFonts ns0:ascii="仿宋" ns0:hAnsi="仿宋"/>
+              </ns0:rPr>
+              <ns0:t>2011.04-2014.01</ns0:t>
             </ns0:r>
           </ns0:p>
         </ns0:tc>
@@ -1389,13 +1414,14 @@
             <ns0:vAlign ns0:val="center"/>
           </ns0:tcPr>
           <ns0:p>
-            <ns0:r>
-              <ns0:rPr>
-                <ns0:rFonts ns0:ascii="仿宋" ns0:hAnsi="仿宋" ns0:eastAsia="仿宋" ns0:cs="仿宋"/>
-                <ns0:sz ns0:val="24"/>
-                <ns0:szCs ns0:val="24"/>
-              </ns0:rPr>
-              <ns0:t>民生银行征信报送项目</ns0:t>
+            <ns0:pPr>
+              <ns0:spacing ns0:before="0" ns0:after="0" ns0:line="240" ns0:lineRule="auto"/>
+            </ns0:pPr>
+            <ns0:r>
+              <ns0:rPr>
+                <ns0:rFonts ns0:ascii="仿宋" ns0:hAnsi="仿宋"/>
+              </ns0:rPr>
+              <ns0:t>民生银行商户版网银&amp;香港网银</ns0:t>
             </ns0:r>
           </ns0:p>
         </ns0:tc>
@@ -1406,13 +1432,14 @@
             <ns0:vAlign ns0:val="center"/>
           </ns0:tcPr>
           <ns0:p>
-            <ns0:r>
-              <ns0:rPr>
-                <ns0:rFonts ns0:ascii="仿宋" ns0:hAnsi="仿宋" ns0:eastAsia="仿宋" ns0:cs="仿宋"/>
-                <ns0:sz ns0:val="24"/>
-                <ns0:szCs ns0:val="24"/>
-              </ns0:rPr>
-              <ns0:t>报送人员</ns0:t>
+            <ns0:pPr>
+              <ns0:spacing ns0:before="0" ns0:after="0" ns0:line="240" ns0:lineRule="auto"/>
+            </ns0:pPr>
+            <ns0:r>
+              <ns0:rPr>
+                <ns0:rFonts ns0:ascii="仿宋" ns0:hAnsi="仿宋"/>
+              </ns0:rPr>
+              <ns0:t>测试人员</ns0:t>
             </ns0:r>
           </ns0:p>
         </ns0:tc>
@@ -1423,13 +1450,14 @@
             <ns0:vAlign ns0:val="center"/>
           </ns0:tcPr>
           <ns0:p>
-            <ns0:r>
-              <ns0:rPr>
-                <ns0:rFonts ns0:ascii="仿宋" ns0:hAnsi="仿宋" ns0:eastAsia="仿宋" ns0:cs="仿宋"/>
-                <ns0:sz ns0:val="24"/>
-                <ns0:szCs ns0:val="24"/>
-              </ns0:rPr>
-              <ns0:t>负责分析每天上报人民银行的个人及企业征信数据，并上报，发送逾期短信</ns0:t>
+            <ns0:pPr>
+              <ns0:spacing ns0:before="0" ns0:after="0" ns0:line="240" ns0:lineRule="auto"/>
+            </ns0:pPr>
+            <ns0:r>
+              <ns0:rPr>
+                <ns0:rFonts ns0:ascii="仿宋" ns0:hAnsi="仿宋"/>
+              </ns0:rPr>
+              <ns0:t>负责对民生银行商户版网银及香港网银进行黑盒测试，并协助开发人员提高网银使用的舒适度</ns0:t>
             </ns0:r>
           </ns0:p>
         </ns0:tc>
@@ -1445,13 +1473,13 @@
             <ns0:vAlign ns0:val="center"/>
           </ns0:tcPr>
           <ns0:p>
-            <ns0:r>
-              <ns0:rPr>
-                <ns0:rFonts ns0:ascii="仿宋" ns0:hAnsi="仿宋" ns0:eastAsia="仿宋" ns0:cs="仿宋"/>
-                <ns0:sz ns0:val="24"/>
-                <ns0:szCs ns0:val="24"/>
-              </ns0:rPr>
-              <ns0:t>2011.04-2014.01</ns0:t>
+            <ns0:pPr>
+              <ns0:spacing ns0:before="0" ns0:after="0" ns0:line="240" ns0:lineRule="auto"/>
+            </ns0:pPr>
+            <ns0:r>
+              <ns0:rPr>
+                <ns0:rFonts ns0:ascii="仿宋" ns0:hAnsi="仿宋"/>
+              </ns0:rPr>
             </ns0:r>
           </ns0:p>
         </ns0:tc>
@@ -1462,13 +1490,13 @@
             <ns0:vAlign ns0:val="center"/>
           </ns0:tcPr>
           <ns0:p>
-            <ns0:r>
-              <ns0:rPr>
-                <ns0:rFonts ns0:ascii="仿宋" ns0:hAnsi="仿宋" ns0:eastAsia="仿宋" ns0:cs="仿宋"/>
-                <ns0:sz ns0:val="24"/>
-                <ns0:szCs ns0:val="24"/>
-              </ns0:rPr>
-              <ns0:t>民生银行商户版网银&amp;香港网银</ns0:t>
+            <ns0:pPr>
+              <ns0:spacing ns0:before="0" ns0:after="0" ns0:line="240" ns0:lineRule="auto"/>
+            </ns0:pPr>
+            <ns0:r>
+              <ns0:rPr>
+                <ns0:rFonts ns0:ascii="仿宋" ns0:hAnsi="仿宋"/>
+              </ns0:rPr>
             </ns0:r>
           </ns0:p>
         </ns0:tc>
@@ -1479,13 +1507,13 @@
             <ns0:vAlign ns0:val="center"/>
           </ns0:tcPr>
           <ns0:p>
-            <ns0:r>
-              <ns0:rPr>
-                <ns0:rFonts ns0:ascii="仿宋" ns0:hAnsi="仿宋" ns0:eastAsia="仿宋" ns0:cs="仿宋"/>
-                <ns0:sz ns0:val="24"/>
-                <ns0:szCs ns0:val="24"/>
-              </ns0:rPr>
-              <ns0:t>测试人员</ns0:t>
+            <ns0:pPr>
+              <ns0:spacing ns0:before="0" ns0:after="0" ns0:line="240" ns0:lineRule="auto"/>
+            </ns0:pPr>
+            <ns0:r>
+              <ns0:rPr>
+                <ns0:rFonts ns0:ascii="仿宋" ns0:hAnsi="仿宋"/>
+              </ns0:rPr>
             </ns0:r>
           </ns0:p>
         </ns0:tc>
@@ -1496,13 +1524,13 @@
             <ns0:vAlign ns0:val="center"/>
           </ns0:tcPr>
           <ns0:p>
-            <ns0:r>
-              <ns0:rPr>
-                <ns0:rFonts ns0:ascii="仿宋" ns0:hAnsi="仿宋" ns0:eastAsia="仿宋" ns0:cs="仿宋"/>
-                <ns0:sz ns0:val="24"/>
-                <ns0:szCs ns0:val="24"/>
-              </ns0:rPr>
-              <ns0:t>负责对民生银行商户版网银及香港网银进行黑盒测试，并协助开发人员提高网银使用的舒适度</ns0:t>
+            <ns0:pPr>
+              <ns0:spacing ns0:before="0" ns0:after="0" ns0:line="240" ns0:lineRule="auto"/>
+            </ns0:pPr>
+            <ns0:r>
+              <ns0:rPr>
+                <ns0:rFonts ns0:ascii="仿宋" ns0:hAnsi="仿宋"/>
+              </ns0:rPr>
             </ns0:r>
           </ns0:p>
         </ns0:tc>
